--- a/backend/tools/contoh/contoh-rancangan-uji.docx
+++ b/backend/tools/contoh/contoh-rancangan-uji.docx
@@ -30,45 +30,8 @@
       <w:pPr>
         <w:jc w:val="center"/>
       </w:pPr>
-      <w:commentRangeStart w:id="0"/>
-      <w:commentRangeStart w:id="1"/>
       <w:r>
-        <w:t xml:space="preserve">Tata Cara Uji Coba </w:t>
-      </w:r>
-      <w:proofErr w:type="spellStart"/>
-      <w:r>
-        <w:t>Penelaahan</w:t>
-      </w:r>
-      <w:proofErr w:type="spellEnd"/>
-      <w:r>
-        <w:t xml:space="preserve"> </w:t>
-      </w:r>
-      <w:proofErr w:type="spellStart"/>
-      <w:r>
-        <w:t>Rancangan</w:t>
-      </w:r>
-      <w:proofErr w:type="spellEnd"/>
-      <w:r>
-        <w:t xml:space="preserve"> </w:t>
-      </w:r>
-      <w:proofErr w:type="spellStart"/>
-      <w:r>
-        <w:t>Peraturan</w:t>
-      </w:r>
-      <w:commentRangeEnd w:id="0"/>
-      <w:proofErr w:type="spellEnd"/>
-      <w:r>
-        <w:rPr>
-          <w:rStyle w:val="CommentReference"/>
-        </w:rPr>
-        <w:commentReference w:id="0"/>
-      </w:r>
-      <w:commentRangeEnd w:id="1"/>
-      <w:r>
-        <w:rPr>
-          <w:rStyle w:val="CommentReference"/>
-        </w:rPr>
-        <w:commentReference w:id="1"/>
+        <w:t>DARI USULAN INI BAIK DARI SEMUA YANG BISA KITA LAKUKAN</w:t>
       </w:r>
     </w:p>
     <w:p>
@@ -148,54 +111,8 @@
             <w:tcW w:w="4320" w:type="dxa"/>
           </w:tcPr>
           <w:p>
-            <w:commentRangeStart w:id="2"/>
             <w:r>
-              <w:t xml:space="preserve">  </w:t>
-            </w:r>
-            <w:commentRangeStart w:id="3"/>
-            <w:r>
-              <w:t xml:space="preserve">c. bahwa berdasarkan hal tersebut di atas, perlu menetapkan aturan </w:t>
-            </w:r>
-            <w:proofErr w:type="spellStart"/>
-            <w:r>
-              <w:t>tentang</w:t>
-            </w:r>
-            <w:proofErr w:type="spellEnd"/>
-            <w:r>
-              <w:t xml:space="preserve"> uji </w:t>
-            </w:r>
-            <w:proofErr w:type="spellStart"/>
-            <w:r>
-              <w:t>coba</w:t>
-            </w:r>
-            <w:proofErr w:type="spellEnd"/>
-            <w:r>
-              <w:t xml:space="preserve"> </w:t>
-            </w:r>
-            <w:proofErr w:type="spellStart"/>
-            <w:r>
-              <w:t>penelaaha</w:t>
-            </w:r>
-            <w:commentRangeEnd w:id="3"/>
-            <w:r>
-              <w:rPr>
-                <w:rStyle w:val="CommentReference"/>
-              </w:rPr>
-              <w:commentReference w:id="3"/>
-            </w:r>
-            <w:r>
-              <w:t>n</w:t>
-            </w:r>
-            <w:proofErr w:type="spellEnd"/>
-            <w:r>
-              <w:t>.</w:t>
-            </w:r>
-            <w:commentRangeEnd w:id="2"/>
-            <w:r>
-              <w:rPr>
-                <w:rStyle w:val="CommentReference"/>
-              </w:rPr>
-              <w:commentReference w:id="2"/>
+              <w:t xml:space="preserve">  c. bahwa berdasarkan hal tersebut di atas, perlu menetapkan aturan tentang uji coba penelaahan.</w:t>
             </w:r>
           </w:p>
         </w:tc>
@@ -235,47 +152,7 @@
           </w:tcPr>
           <w:p>
             <w:r>
-              <w:t xml:space="preserve">  2. </w:t>
-            </w:r>
-            <w:commentRangeStart w:id="4"/>
-            <w:commentRangeStart w:id="5"/>
-            <w:proofErr w:type="spellStart"/>
-            <w:r>
-              <w:t>Undang-undang</w:t>
-            </w:r>
-            <w:commentRangeEnd w:id="4"/>
-            <w:commentRangeEnd w:id="5"/>
-            <w:proofErr w:type="spellEnd"/>
-            <w:r>
-              <w:rPr>
-                <w:rStyle w:val="CommentReference"/>
-              </w:rPr>
-              <w:commentReference w:id="5"/>
-            </w:r>
-            <w:r>
-              <w:rPr>
-                <w:rStyle w:val="CommentReference"/>
-              </w:rPr>
-              <w:commentReference w:id="4"/>
-            </w:r>
-            <w:r>
-              <w:t xml:space="preserve"> </w:t>
-            </w:r>
-            <w:proofErr w:type="spellStart"/>
-            <w:r>
-              <w:t>Nomor</w:t>
-            </w:r>
-            <w:proofErr w:type="spellEnd"/>
-            <w:r>
-              <w:t xml:space="preserve"> 39 </w:t>
-            </w:r>
-            <w:proofErr w:type="spellStart"/>
-            <w:r>
-              <w:t>Tahun</w:t>
-            </w:r>
-            <w:proofErr w:type="spellEnd"/>
-            <w:r>
-              <w:t xml:space="preserve"> 2008 tentang Kementerian Negara (Lembaran Negara Republik Indonesia Tahun 2008 Nomor 166);</w:t>
+              <w:t xml:space="preserve">  2. Undang-undang Nomor 39 Tahun 2008 tentang Kementerian Negara (Lembaran Negara Republik Indonesia Tahun 2008 Nomor 166);</w:t>
             </w:r>
           </w:p>
         </w:tc>
@@ -293,47 +170,7 @@
           </w:tcPr>
           <w:p>
             <w:r>
-              <w:t xml:space="preserve">  3. Peraturan Pemerintah Nomor 6 </w:t>
-            </w:r>
-            <w:proofErr w:type="spellStart"/>
-            <w:r>
-              <w:t>Tahun</w:t>
-            </w:r>
-            <w:proofErr w:type="spellEnd"/>
-            <w:r>
-              <w:t xml:space="preserve"> 2023 </w:t>
-            </w:r>
-            <w:commentRangeStart w:id="6"/>
-            <w:commentRangeStart w:id="7"/>
-            <w:proofErr w:type="spellStart"/>
-            <w:r>
-              <w:t>Tentang</w:t>
-            </w:r>
-            <w:commentRangeEnd w:id="6"/>
-            <w:commentRangeEnd w:id="7"/>
-            <w:proofErr w:type="spellEnd"/>
-            <w:r>
-              <w:rPr>
-                <w:rStyle w:val="CommentReference"/>
-              </w:rPr>
-              <w:commentReference w:id="7"/>
-            </w:r>
-            <w:r>
-              <w:rPr>
-                <w:rStyle w:val="CommentReference"/>
-              </w:rPr>
-              <w:commentReference w:id="6"/>
-            </w:r>
-            <w:r>
-              <w:t xml:space="preserve"> </w:t>
-            </w:r>
-            <w:proofErr w:type="spellStart"/>
-            <w:r>
-              <w:t>Pengelolaan</w:t>
-            </w:r>
-            <w:proofErr w:type="spellEnd"/>
-            <w:r>
-              <w:t xml:space="preserve"> Barang Milik Negara;</w:t>
+              <w:t xml:space="preserve">  3. Peraturan Pemerintah Nomor 6 Tahun 2023 Tentang Pengelolaan Barang Milik Negara;</w:t>
             </w:r>
           </w:p>
         </w:tc>
@@ -349,18 +186,8 @@
       </w:r>
     </w:p>
     <w:p>
-      <w:commentRangeStart w:id="8"/>
-      <w:proofErr w:type="gramStart"/>
       <w:r>
         <w:t>Menetapkan : PERATURAN MENTERI KEUANGAN TENTANG TATA CARA UJI COBA PENELAAHAN RANCANGAN PERATURAN PERUNDANG-UNDANGAN.</w:t>
-      </w:r>
-      <w:proofErr w:type="gramEnd"/>
-      <w:r/>
-      <w:commentRangeEnd w:id="8"/>
-      <w:r>
-        <w:rPr>
-          <w:rStyle w:val="CommentReference"/>
-        </w:rPr>
       </w:r>
     </w:p>
     <w:p/>
@@ -538,6 +365,7 @@
         <w:jc w:val="center"/>
       </w:pPr>
       <w:r>
+        <w:lastRenderedPageBreak/>
         <w:t>Ditetapkan di Jakarta</w:t>
       </w:r>
     </w:p>
@@ -635,1150 +463,6 @@
 </w:document>
 </file>
 
-<file path=word/comments.xml><?xml version="1.0" encoding="utf-8"?>
-<w:comments xmlns:wpc="http://schemas.microsoft.com/office/word/2010/wordprocessingCanvas" xmlns:cx="http://schemas.microsoft.com/office/drawing/2014/chartex" xmlns:cx1="http://schemas.microsoft.com/office/drawing/2015/9/8/chartex" xmlns:cx2="http://schemas.microsoft.com/office/drawing/2015/10/21/chartex" xmlns:cx3="http://schemas.microsoft.com/office/drawing/2016/5/9/chartex" xmlns:cx4="http://schemas.microsoft.com/office/drawing/2016/5/10/chartex" xmlns:cx5="http://schemas.microsoft.com/office/drawing/2016/5/11/chartex" xmlns:cx6="http://schemas.microsoft.com/office/drawing/2016/5/12/chartex" xmlns:cx7="http://schemas.microsoft.com/office/drawing/2016/5/13/chartex" xmlns:cx8="http://schemas.microsoft.com/office/drawing/2016/5/14/chartex" xmlns:mc="http://schemas.openxmlformats.org/markup-compatibility/2006" xmlns:aink="http://schemas.microsoft.com/office/drawing/2016/ink" xmlns:am3d="http://schemas.microsoft.com/office/drawing/2017/model3d" xmlns:o="urn:schemas-microsoft-com:office:office" xmlns:oel="http://schemas.microsoft.com/office/2019/extlst" xmlns:r="http://schemas.openxmlformats.org/officeDocument/2006/relationships" xmlns:m="http://schemas.openxmlformats.org/officeDocument/2006/math" xmlns:v="urn:schemas-microsoft-com:vml" xmlns:wp14="http://schemas.microsoft.com/office/word/2010/wordprocessingDrawing" xmlns:wp="http://schemas.openxmlformats.org/drawingml/2006/wordprocessingDrawing" xmlns:w10="urn:schemas-microsoft-com:office:word" xmlns:w="http://schemas.openxmlformats.org/wordprocessingml/2006/main" xmlns:w14="http://schemas.microsoft.com/office/word/2010/wordml" xmlns:w15="http://schemas.microsoft.com/office/word/2012/wordml" xmlns:w16cex="http://schemas.microsoft.com/office/word/2018/wordml/cex" xmlns:w16cid="http://schemas.microsoft.com/office/word/2016/wordml/cid" xmlns:w16="http://schemas.microsoft.com/office/word/2018/wordml" xmlns:w16du="http://schemas.microsoft.com/office/word/2023/wordml/word16du" xmlns:w16sdtdh="http://schemas.microsoft.com/office/word/2020/wordml/sdtdatahash" xmlns:w16sdtfl="http://schemas.microsoft.com/office/word/2024/wordml/sdtformatlock" xmlns:w16se="http://schemas.microsoft.com/office/word/2015/wordml/symex" xmlns:wpg="http://schemas.microsoft.com/office/word/2010/wordprocessingGroup" xmlns:wpi="http://schemas.microsoft.com/office/word/2010/wordprocessingInk" xmlns:wne="http://schemas.microsoft.com/office/word/2006/wordml" xmlns:wps="http://schemas.microsoft.com/office/word/2010/wordprocessingShape" mc:Ignorable="w14 w15 w16se w16cid w16 w16cex w16sdtdh w16sdtfl w16du wp14">
-  <w:comment w:id="0" w:author="ajat" w:date="2026-09-15T17:17:00Z" w:initials="a">
-    <w:p>
-      <w:pPr>
-        <w:pStyle w:val="CommentText"/>
-      </w:pPr>
-      <w:r>
-        <w:rPr>
-          <w:rStyle w:val="CommentReference"/>
-        </w:rPr>
-        <w:annotationRef/>
-      </w:r>
-      <w:r>
-        <w:t xml:space="preserve">[Drafter </w:t>
-      </w:r>
-      <w:proofErr w:type="spellStart"/>
-      <w:r>
-        <w:t>Analiser</w:t>
-      </w:r>
-      <w:proofErr w:type="spellEnd"/>
-      <w:r>
-        <w:t xml:space="preserve"> — TINGGI · F1-001]</w:t>
-      </w:r>
-    </w:p>
-    <w:p>
-      <w:pPr>
-        <w:pStyle w:val="CommentText"/>
-      </w:pPr>
-      <w:proofErr w:type="spellStart"/>
-      <w:r>
-        <w:t>Judul</w:t>
-      </w:r>
-      <w:proofErr w:type="spellEnd"/>
-      <w:r>
-        <w:t xml:space="preserve"> </w:t>
-      </w:r>
-      <w:proofErr w:type="spellStart"/>
-      <w:r>
-        <w:t>peraturan</w:t>
-      </w:r>
-      <w:proofErr w:type="spellEnd"/>
-      <w:r>
-        <w:t xml:space="preserve"> </w:t>
-      </w:r>
-      <w:proofErr w:type="spellStart"/>
-      <w:r>
-        <w:t>seharusnya</w:t>
-      </w:r>
-      <w:proofErr w:type="spellEnd"/>
-      <w:r>
-        <w:t xml:space="preserve"> </w:t>
-      </w:r>
-      <w:proofErr w:type="spellStart"/>
-      <w:r>
-        <w:t>ditulis</w:t>
-      </w:r>
-      <w:proofErr w:type="spellEnd"/>
-      <w:r>
-        <w:t xml:space="preserve"> </w:t>
-      </w:r>
-      <w:proofErr w:type="spellStart"/>
-      <w:r>
-        <w:t>kapital</w:t>
-      </w:r>
-      <w:proofErr w:type="spellEnd"/>
-      <w:r>
-        <w:t xml:space="preserve"> </w:t>
-      </w:r>
-      <w:proofErr w:type="spellStart"/>
-      <w:r>
-        <w:t>seluruhnya</w:t>
-      </w:r>
-      <w:proofErr w:type="spellEnd"/>
-      <w:r>
-        <w:t>.</w:t>
-      </w:r>
-    </w:p>
-    <w:p>
-      <w:pPr>
-        <w:pStyle w:val="CommentText"/>
-      </w:pPr>
-    </w:p>
-    <w:p>
-      <w:pPr>
-        <w:pStyle w:val="CommentText"/>
-      </w:pPr>
-      <w:proofErr w:type="spellStart"/>
-      <w:r>
-        <w:t>Rujukan</w:t>
-      </w:r>
-      <w:proofErr w:type="spellEnd"/>
-      <w:r>
-        <w:t>: KMK 527/KMK.01/2022 Lampiran II (</w:t>
-      </w:r>
-      <w:proofErr w:type="spellStart"/>
-      <w:r>
-        <w:t>rujukan</w:t>
-      </w:r>
-      <w:proofErr w:type="spellEnd"/>
-      <w:r>
-        <w:t xml:space="preserve"> </w:t>
-      </w:r>
-      <w:proofErr w:type="spellStart"/>
-      <w:r>
-        <w:t>belum</w:t>
-      </w:r>
-      <w:proofErr w:type="spellEnd"/>
-      <w:r>
-        <w:t xml:space="preserve"> </w:t>
-      </w:r>
-      <w:proofErr w:type="spellStart"/>
-      <w:r>
-        <w:t>diverifikasi</w:t>
-      </w:r>
-      <w:proofErr w:type="spellEnd"/>
-      <w:r>
-        <w:t>)</w:t>
-      </w:r>
-    </w:p>
-    <w:p>
-      <w:pPr>
-        <w:pStyle w:val="CommentText"/>
-      </w:pPr>
-      <w:r>
-        <w:t>https://jdih.kemenkeu.go.id/...</w:t>
-      </w:r>
-    </w:p>
-  </w:comment>
-  <w:comment w:id="1" w:author="ajat" w:date="2026-09-16T08:01:00Z" w:initials="a">
-    <w:p>
-      <w:pPr>
-        <w:pStyle w:val="CommentText"/>
-      </w:pPr>
-      <w:r>
-        <w:rPr>
-          <w:rStyle w:val="CommentReference"/>
-        </w:rPr>
-        <w:annotationRef/>
-      </w:r>
-      <w:r>
-        <w:t>[Drafter Analiser — TINGGI · F1-001]</w:t>
-      </w:r>
-    </w:p>
-    <w:p>
-      <w:pPr>
-        <w:pStyle w:val="CommentText"/>
-      </w:pPr>
-      <w:r>
-        <w:t>Judul peraturan seharusnya ditulis kapital seluruhnya.</w:t>
-      </w:r>
-    </w:p>
-    <w:p>
-      <w:pPr>
-        <w:pStyle w:val="CommentText"/>
-      </w:pPr>
-    </w:p>
-    <w:p>
-      <w:pPr>
-        <w:pStyle w:val="CommentText"/>
-      </w:pPr>
-      <w:r>
-        <w:t>Rujukan: KMK 527/KMK.01/2022 Lampiran II (rujukan belum diverifikasi)</w:t>
-      </w:r>
-    </w:p>
-    <w:p>
-      <w:pPr>
-        <w:pStyle w:val="CommentText"/>
-      </w:pPr>
-      <w:r>
-        <w:t>https://jdih.kemenkeu.go.id/...</w:t>
-      </w:r>
-    </w:p>
-  </w:comment>
-  <w:comment w:id="3" w:author="ajat" w:date="2026-09-15T17:17:00Z" w:initials="a">
-    <w:p>
-      <w:pPr>
-        <w:pStyle w:val="CommentText"/>
-      </w:pPr>
-      <w:r>
-        <w:rPr>
-          <w:rStyle w:val="CommentReference"/>
-        </w:rPr>
-        <w:annotationRef/>
-      </w:r>
-      <w:r>
-        <w:t xml:space="preserve">[Drafter </w:t>
-      </w:r>
-      <w:proofErr w:type="spellStart"/>
-      <w:r>
-        <w:t>Analiser</w:t>
-      </w:r>
-      <w:proofErr w:type="spellEnd"/>
-      <w:r>
-        <w:t xml:space="preserve"> — SEDANG · F1-004]</w:t>
-      </w:r>
-    </w:p>
-    <w:p>
-      <w:pPr>
-        <w:pStyle w:val="CommentText"/>
-      </w:pPr>
-      <w:proofErr w:type="spellStart"/>
-      <w:r>
-        <w:t>Butir</w:t>
-      </w:r>
-      <w:proofErr w:type="spellEnd"/>
-      <w:r>
-        <w:t xml:space="preserve"> </w:t>
-      </w:r>
-      <w:proofErr w:type="spellStart"/>
-      <w:r>
-        <w:t>Menimbang</w:t>
-      </w:r>
-      <w:proofErr w:type="spellEnd"/>
-      <w:r>
-        <w:t xml:space="preserve"> </w:t>
-      </w:r>
-      <w:proofErr w:type="spellStart"/>
-      <w:r>
-        <w:t>terakhir</w:t>
-      </w:r>
-      <w:proofErr w:type="spellEnd"/>
-      <w:r>
-        <w:t xml:space="preserve"> </w:t>
-      </w:r>
-      <w:proofErr w:type="spellStart"/>
-      <w:r>
-        <w:t>belum</w:t>
-      </w:r>
-      <w:proofErr w:type="spellEnd"/>
-      <w:r>
-        <w:t xml:space="preserve"> </w:t>
-      </w:r>
-      <w:proofErr w:type="spellStart"/>
-      <w:r>
-        <w:t>sesuai</w:t>
-      </w:r>
-      <w:proofErr w:type="spellEnd"/>
-      <w:r>
-        <w:t xml:space="preserve"> </w:t>
-      </w:r>
-      <w:proofErr w:type="spellStart"/>
-      <w:r>
-        <w:t>bunyi</w:t>
-      </w:r>
-      <w:proofErr w:type="spellEnd"/>
-      <w:r>
-        <w:t xml:space="preserve"> </w:t>
-      </w:r>
-      <w:proofErr w:type="spellStart"/>
-      <w:r>
-        <w:t>baku</w:t>
-      </w:r>
-      <w:proofErr w:type="spellEnd"/>
-      <w:r>
-        <w:t xml:space="preserve"> KMK 527 Lampiran II </w:t>
-      </w:r>
-      <w:proofErr w:type="spellStart"/>
-      <w:r>
-        <w:t>butir</w:t>
-      </w:r>
-      <w:proofErr w:type="spellEnd"/>
-      <w:r>
-        <w:t xml:space="preserve"> 22. Yang </w:t>
-      </w:r>
-      <w:proofErr w:type="spellStart"/>
-      <w:r>
-        <w:t>belum</w:t>
-      </w:r>
-      <w:proofErr w:type="spellEnd"/>
-      <w:r>
-        <w:t xml:space="preserve"> </w:t>
-      </w:r>
-      <w:proofErr w:type="spellStart"/>
-      <w:r>
-        <w:t>terpenuhi</w:t>
-      </w:r>
-      <w:proofErr w:type="spellEnd"/>
-      <w:r>
-        <w:t xml:space="preserve">: </w:t>
-      </w:r>
-      <w:proofErr w:type="spellStart"/>
-      <w:r>
-        <w:t>frasa</w:t>
-      </w:r>
-      <w:proofErr w:type="spellEnd"/>
-      <w:r>
-        <w:t xml:space="preserve"> "</w:t>
-      </w:r>
-      <w:proofErr w:type="spellStart"/>
-      <w:r>
-        <w:t>bahwa</w:t>
-      </w:r>
-      <w:proofErr w:type="spellEnd"/>
-      <w:r>
-        <w:t xml:space="preserve"> </w:t>
-      </w:r>
-      <w:proofErr w:type="spellStart"/>
-      <w:r>
-        <w:t>berdasarkan</w:t>
-      </w:r>
-      <w:proofErr w:type="spellEnd"/>
-      <w:r>
-        <w:t xml:space="preserve"> </w:t>
-      </w:r>
-      <w:proofErr w:type="spellStart"/>
-      <w:r>
-        <w:t>pertimbangan</w:t>
-      </w:r>
-      <w:proofErr w:type="spellEnd"/>
-      <w:r>
-        <w:t xml:space="preserve"> </w:t>
-      </w:r>
-      <w:proofErr w:type="spellStart"/>
-      <w:r>
-        <w:t>sebagaimana</w:t>
-      </w:r>
-      <w:proofErr w:type="spellEnd"/>
-      <w:r>
-        <w:t xml:space="preserve"> </w:t>
-      </w:r>
-      <w:proofErr w:type="spellStart"/>
-      <w:r>
-        <w:t>dimaksud</w:t>
-      </w:r>
-      <w:proofErr w:type="spellEnd"/>
-      <w:r>
-        <w:t xml:space="preserve"> </w:t>
-      </w:r>
-      <w:proofErr w:type="spellStart"/>
-      <w:r>
-        <w:t>dalam</w:t>
-      </w:r>
-      <w:proofErr w:type="spellEnd"/>
-      <w:r>
-        <w:t xml:space="preserve"> </w:t>
-      </w:r>
-      <w:proofErr w:type="spellStart"/>
-      <w:r>
-        <w:t>huruf</w:t>
-      </w:r>
-      <w:proofErr w:type="spellEnd"/>
-      <w:r>
-        <w:t xml:space="preserve"> ..."; nama </w:t>
-      </w:r>
-      <w:proofErr w:type="spellStart"/>
-      <w:r>
-        <w:t>jenis</w:t>
-      </w:r>
-      <w:proofErr w:type="spellEnd"/>
-      <w:r>
-        <w:t xml:space="preserve"> </w:t>
-      </w:r>
-      <w:proofErr w:type="spellStart"/>
-      <w:r>
-        <w:t>peraturan</w:t>
-      </w:r>
-      <w:proofErr w:type="spellEnd"/>
-      <w:r>
-        <w:t xml:space="preserve"> "</w:t>
-      </w:r>
-      <w:proofErr w:type="spellStart"/>
-      <w:r>
-        <w:t>Peraturan</w:t>
-      </w:r>
-      <w:proofErr w:type="spellEnd"/>
-      <w:r>
-        <w:t xml:space="preserve"> Menteri </w:t>
-      </w:r>
-      <w:proofErr w:type="spellStart"/>
-      <w:r>
-        <w:t>Keuangan</w:t>
-      </w:r>
-      <w:proofErr w:type="spellEnd"/>
-      <w:r>
-        <w:t xml:space="preserve">" </w:t>
-      </w:r>
-      <w:proofErr w:type="spellStart"/>
-      <w:r>
-        <w:t>sebelum</w:t>
-      </w:r>
-      <w:proofErr w:type="spellEnd"/>
-      <w:r>
-        <w:t xml:space="preserve"> kata "</w:t>
-      </w:r>
-      <w:proofErr w:type="spellStart"/>
-      <w:r>
-        <w:t>tentang</w:t>
-      </w:r>
-      <w:proofErr w:type="spellEnd"/>
-      <w:r>
-        <w:t>" (</w:t>
-      </w:r>
-      <w:proofErr w:type="spellStart"/>
-      <w:r>
-        <w:t>dokumen</w:t>
-      </w:r>
-      <w:proofErr w:type="spellEnd"/>
-      <w:r>
-        <w:t xml:space="preserve"> </w:t>
-      </w:r>
-      <w:proofErr w:type="spellStart"/>
-      <w:r>
-        <w:t>ini</w:t>
-      </w:r>
-      <w:proofErr w:type="spellEnd"/>
-      <w:r>
-        <w:t xml:space="preserve"> </w:t>
-      </w:r>
-      <w:proofErr w:type="spellStart"/>
-      <w:r>
-        <w:t>berjenis</w:t>
-      </w:r>
-      <w:proofErr w:type="spellEnd"/>
-      <w:r>
-        <w:t xml:space="preserve"> PMK); </w:t>
-      </w:r>
-      <w:proofErr w:type="spellStart"/>
-      <w:r>
-        <w:t>tanda</w:t>
-      </w:r>
-      <w:proofErr w:type="spellEnd"/>
-      <w:r>
-        <w:t xml:space="preserve"> </w:t>
-      </w:r>
-      <w:proofErr w:type="spellStart"/>
-      <w:r>
-        <w:t>titik</w:t>
-      </w:r>
-      <w:proofErr w:type="spellEnd"/>
-      <w:r>
-        <w:t xml:space="preserve"> </w:t>
-      </w:r>
-      <w:proofErr w:type="spellStart"/>
-      <w:r>
-        <w:t>koma</w:t>
-      </w:r>
-      <w:proofErr w:type="spellEnd"/>
-      <w:r>
-        <w:t xml:space="preserve"> (;) di </w:t>
-      </w:r>
-      <w:proofErr w:type="spellStart"/>
-      <w:r>
-        <w:t>akhir</w:t>
-      </w:r>
-      <w:proofErr w:type="spellEnd"/>
-      <w:r>
-        <w:t xml:space="preserve"> </w:t>
-      </w:r>
-      <w:proofErr w:type="spellStart"/>
-      <w:r>
-        <w:t>butir</w:t>
-      </w:r>
-      <w:proofErr w:type="spellEnd"/>
-      <w:r>
-        <w:t xml:space="preserve">. </w:t>
-      </w:r>
-      <w:proofErr w:type="spellStart"/>
-      <w:r>
-        <w:t>Ditemukan</w:t>
-      </w:r>
-      <w:proofErr w:type="spellEnd"/>
-      <w:r>
-        <w:t xml:space="preserve">: "c. </w:t>
-      </w:r>
-      <w:proofErr w:type="spellStart"/>
-      <w:r>
-        <w:t>bahwa</w:t>
-      </w:r>
-      <w:proofErr w:type="spellEnd"/>
-      <w:r>
-        <w:t xml:space="preserve"> </w:t>
-      </w:r>
-      <w:proofErr w:type="spellStart"/>
-      <w:r>
-        <w:t>berdasarkan</w:t>
-      </w:r>
-      <w:proofErr w:type="spellEnd"/>
-      <w:r>
-        <w:t xml:space="preserve"> </w:t>
-      </w:r>
-      <w:proofErr w:type="spellStart"/>
-      <w:r>
-        <w:t>hal</w:t>
-      </w:r>
-      <w:proofErr w:type="spellEnd"/>
-      <w:r>
-        <w:t xml:space="preserve"> </w:t>
-      </w:r>
-      <w:proofErr w:type="spellStart"/>
-      <w:r>
-        <w:t>tersebut</w:t>
-      </w:r>
-      <w:proofErr w:type="spellEnd"/>
-      <w:r>
-        <w:t xml:space="preserve"> di </w:t>
-      </w:r>
-      <w:proofErr w:type="spellStart"/>
-      <w:r>
-        <w:t>atas</w:t>
-      </w:r>
-      <w:proofErr w:type="spellEnd"/>
-      <w:r>
-        <w:t xml:space="preserve">, </w:t>
-      </w:r>
-      <w:proofErr w:type="spellStart"/>
-      <w:r>
-        <w:t>perlu</w:t>
-      </w:r>
-      <w:proofErr w:type="spellEnd"/>
-      <w:r>
-        <w:t xml:space="preserve"> </w:t>
-      </w:r>
-      <w:proofErr w:type="spellStart"/>
-      <w:r>
-        <w:t>menetapkan</w:t>
-      </w:r>
-      <w:proofErr w:type="spellEnd"/>
-      <w:r>
-        <w:t xml:space="preserve"> </w:t>
-      </w:r>
-      <w:proofErr w:type="spellStart"/>
-      <w:r>
-        <w:t>aturan</w:t>
-      </w:r>
-      <w:proofErr w:type="spellEnd"/>
-      <w:r>
-        <w:t xml:space="preserve"> </w:t>
-      </w:r>
-      <w:proofErr w:type="spellStart"/>
-      <w:r>
-        <w:t>tentang</w:t>
-      </w:r>
-      <w:proofErr w:type="spellEnd"/>
-      <w:r>
-        <w:t xml:space="preserve"> uji </w:t>
-      </w:r>
-      <w:proofErr w:type="spellStart"/>
-      <w:r>
-        <w:t>coba</w:t>
-      </w:r>
-      <w:proofErr w:type="spellEnd"/>
-      <w:r>
-        <w:t xml:space="preserve"> </w:t>
-      </w:r>
-      <w:proofErr w:type="spellStart"/>
-      <w:r>
-        <w:t>penelaahan</w:t>
-      </w:r>
-      <w:proofErr w:type="spellEnd"/>
-      <w:r>
-        <w:t>.".</w:t>
-      </w:r>
-    </w:p>
-    <w:p>
-      <w:pPr>
-        <w:pStyle w:val="CommentText"/>
-      </w:pPr>
-    </w:p>
-    <w:p>
-      <w:pPr>
-        <w:pStyle w:val="CommentText"/>
-      </w:pPr>
-      <w:proofErr w:type="spellStart"/>
-      <w:r>
-        <w:t>Rujukan</w:t>
-      </w:r>
-      <w:proofErr w:type="spellEnd"/>
-      <w:r>
-        <w:t>: KMK 527/KMK.01/2022 Lampiran II (</w:t>
-      </w:r>
-      <w:proofErr w:type="spellStart"/>
-      <w:r>
-        <w:t>rujukan</w:t>
-      </w:r>
-      <w:proofErr w:type="spellEnd"/>
-      <w:r>
-        <w:t xml:space="preserve"> </w:t>
-      </w:r>
-      <w:proofErr w:type="spellStart"/>
-      <w:r>
-        <w:t>belum</w:t>
-      </w:r>
-      <w:proofErr w:type="spellEnd"/>
-      <w:r>
-        <w:t xml:space="preserve"> </w:t>
-      </w:r>
-      <w:proofErr w:type="spellStart"/>
-      <w:r>
-        <w:t>diverifikasi</w:t>
-      </w:r>
-      <w:proofErr w:type="spellEnd"/>
-      <w:r>
-        <w:t>)</w:t>
-      </w:r>
-    </w:p>
-    <w:p>
-      <w:pPr>
-        <w:pStyle w:val="CommentText"/>
-      </w:pPr>
-      <w:r>
-        <w:t>https://jdih.kemenkeu.go.id/...</w:t>
-      </w:r>
-    </w:p>
-  </w:comment>
-  <w:comment w:id="2" w:author="ajat" w:date="2026-09-16T08:01:00Z" w:initials="a">
-    <w:p>
-      <w:pPr>
-        <w:pStyle w:val="CommentText"/>
-      </w:pPr>
-      <w:r>
-        <w:rPr>
-          <w:rStyle w:val="CommentReference"/>
-        </w:rPr>
-        <w:annotationRef/>
-      </w:r>
-      <w:r>
-        <w:t>[Drafter Analiser — SEDANG · F1-004]</w:t>
-      </w:r>
-    </w:p>
-    <w:p>
-      <w:pPr>
-        <w:pStyle w:val="CommentText"/>
-      </w:pPr>
-      <w:r>
-        <w:t>Butir Menimbang terakhir belum sesuai bunyi baku KMK 527 Lampiran II butir 22. Yang belum terpenuhi: frasa "bahwa berdasarkan pertimbangan sebagaimana dimaksud dalam huruf ..."; nama jenis peraturan "Peraturan Menteri Keuangan" sebelum kata "tentang" (dokumen ini berjenis PMK); tanda titik koma (;) di akhir butir. Ditemukan: "c. bahwa berdasarkan hal tersebut di atas, perlu menetapkan aturan tentang uji coba penelaaha</w:t>
-      </w:r>
-      <w:r>
-        <w:t>n.".</w:t>
-      </w:r>
-    </w:p>
-    <w:p>
-      <w:pPr>
-        <w:pStyle w:val="CommentText"/>
-      </w:pPr>
-    </w:p>
-    <w:p>
-      <w:pPr>
-        <w:pStyle w:val="CommentText"/>
-      </w:pPr>
-      <w:r>
-        <w:t>Rujukan: KMK 527/KMK.01/2022 Lampiran II (rujukan belum diverifikasi)</w:t>
-      </w:r>
-    </w:p>
-    <w:p>
-      <w:pPr>
-        <w:pStyle w:val="CommentText"/>
-      </w:pPr>
-      <w:r>
-        <w:t>https://jdih.kemenkeu.go.id/...</w:t>
-      </w:r>
-    </w:p>
-  </w:comment>
-  <w:comment w:id="5" w:author="ajat" w:date="2026-09-16T08:01:00Z" w:initials="a">
-    <w:p>
-      <w:pPr>
-        <w:pStyle w:val="CommentText"/>
-      </w:pPr>
-      <w:r>
-        <w:rPr>
-          <w:rStyle w:val="CommentReference"/>
-        </w:rPr>
-        <w:annotationRef/>
-      </w:r>
-      <w:r>
-        <w:t>[Drafter Analiser — RENDAH · F1-005]</w:t>
-      </w:r>
-    </w:p>
-    <w:p>
-      <w:pPr>
-        <w:pStyle w:val="CommentText"/>
-      </w:pPr>
-      <w:r>
-        <w:t>"Undang-Undang" ditulis dengan dua huruf U kapital (KMK 527 butir 33).</w:t>
-      </w:r>
-    </w:p>
-    <w:p>
-      <w:pPr>
-        <w:pStyle w:val="CommentText"/>
-      </w:pPr>
-    </w:p>
-    <w:p>
-      <w:pPr>
-        <w:pStyle w:val="CommentText"/>
-      </w:pPr>
-      <w:r>
-        <w:t>Rujukan: KMK 527/KMK.01/2022 Lampiran II (rujukan belum diverifikasi)</w:t>
-      </w:r>
-    </w:p>
-    <w:p>
-      <w:pPr>
-        <w:pStyle w:val="CommentText"/>
-      </w:pPr>
-      <w:r>
-        <w:t>https://jdih.kemenkeu.go.id/...</w:t>
-      </w:r>
-    </w:p>
-  </w:comment>
-  <w:comment w:id="4" w:author="ajat" w:date="2026-09-15T17:17:00Z" w:initials="a">
-    <w:p>
-      <w:pPr>
-        <w:pStyle w:val="CommentText"/>
-      </w:pPr>
-      <w:r>
-        <w:rPr>
-          <w:rStyle w:val="CommentReference"/>
-        </w:rPr>
-        <w:annotationRef/>
-      </w:r>
-      <w:r>
-        <w:t xml:space="preserve">[Drafter </w:t>
-      </w:r>
-      <w:proofErr w:type="spellStart"/>
-      <w:r>
-        <w:t>Analiser</w:t>
-      </w:r>
-      <w:proofErr w:type="spellEnd"/>
-      <w:r>
-        <w:t xml:space="preserve"> — RENDAH · F1-005]</w:t>
-      </w:r>
-    </w:p>
-    <w:p>
-      <w:pPr>
-        <w:pStyle w:val="CommentText"/>
-      </w:pPr>
-      <w:r>
-        <w:t>"</w:t>
-      </w:r>
-      <w:proofErr w:type="spellStart"/>
-      <w:r>
-        <w:t>Undang-Undang</w:t>
-      </w:r>
-      <w:proofErr w:type="spellEnd"/>
-      <w:r>
-        <w:t xml:space="preserve">" </w:t>
-      </w:r>
-      <w:proofErr w:type="spellStart"/>
-      <w:r>
-        <w:t>ditulis</w:t>
-      </w:r>
-      <w:proofErr w:type="spellEnd"/>
-      <w:r>
-        <w:t xml:space="preserve"> </w:t>
-      </w:r>
-      <w:proofErr w:type="spellStart"/>
-      <w:r>
-        <w:t>dengan</w:t>
-      </w:r>
-      <w:proofErr w:type="spellEnd"/>
-      <w:r>
-        <w:t xml:space="preserve"> dua </w:t>
-      </w:r>
-      <w:proofErr w:type="spellStart"/>
-      <w:r>
-        <w:t>huruf</w:t>
-      </w:r>
-      <w:proofErr w:type="spellEnd"/>
-      <w:r>
-        <w:t xml:space="preserve"> U </w:t>
-      </w:r>
-      <w:proofErr w:type="spellStart"/>
-      <w:r>
-        <w:t>kapital</w:t>
-      </w:r>
-      <w:proofErr w:type="spellEnd"/>
-      <w:r>
-        <w:t xml:space="preserve"> (KMK 527 </w:t>
-      </w:r>
-      <w:proofErr w:type="spellStart"/>
-      <w:r>
-        <w:t>butir</w:t>
-      </w:r>
-      <w:proofErr w:type="spellEnd"/>
-      <w:r>
-        <w:t xml:space="preserve"> 33).</w:t>
-      </w:r>
-    </w:p>
-    <w:p>
-      <w:pPr>
-        <w:pStyle w:val="CommentText"/>
-      </w:pPr>
-    </w:p>
-    <w:p>
-      <w:pPr>
-        <w:pStyle w:val="CommentText"/>
-      </w:pPr>
-      <w:proofErr w:type="spellStart"/>
-      <w:r>
-        <w:t>Rujukan</w:t>
-      </w:r>
-      <w:proofErr w:type="spellEnd"/>
-      <w:r>
-        <w:t>: KMK 527/KMK.01/2022 Lampiran II (</w:t>
-      </w:r>
-      <w:proofErr w:type="spellStart"/>
-      <w:r>
-        <w:t>rujukan</w:t>
-      </w:r>
-      <w:proofErr w:type="spellEnd"/>
-      <w:r>
-        <w:t xml:space="preserve"> </w:t>
-      </w:r>
-      <w:proofErr w:type="spellStart"/>
-      <w:r>
-        <w:t>belum</w:t>
-      </w:r>
-      <w:proofErr w:type="spellEnd"/>
-      <w:r>
-        <w:t xml:space="preserve"> </w:t>
-      </w:r>
-      <w:proofErr w:type="spellStart"/>
-      <w:r>
-        <w:t>diverifikasi</w:t>
-      </w:r>
-      <w:proofErr w:type="spellEnd"/>
-      <w:r>
-        <w:t>)</w:t>
-      </w:r>
-    </w:p>
-    <w:p>
-      <w:pPr>
-        <w:pStyle w:val="CommentText"/>
-      </w:pPr>
-      <w:r>
-        <w:t>https://jdih.kemenkeu.go.id/...</w:t>
-      </w:r>
-    </w:p>
-  </w:comment>
-  <w:comment w:id="7" w:author="ajat" w:date="2026-09-16T08:01:00Z" w:initials="a">
-    <w:p>
-      <w:pPr>
-        <w:pStyle w:val="CommentText"/>
-      </w:pPr>
-      <w:r>
-        <w:rPr>
-          <w:rStyle w:val="CommentReference"/>
-        </w:rPr>
-        <w:annotationRef/>
-      </w:r>
-      <w:r>
-        <w:t>[Drafter Analiser — RENDAH · F1-005]</w:t>
-      </w:r>
-    </w:p>
-    <w:p>
-      <w:pPr>
-        <w:pStyle w:val="CommentText"/>
-      </w:pPr>
-      <w:r>
-        <w:t>Kata "tentang" dalam judul peraturan pada dasar hukum tetap ditulis dengan huruf kecil (KMK 527 butir 32).</w:t>
-      </w:r>
-    </w:p>
-    <w:p>
-      <w:pPr>
-        <w:pStyle w:val="CommentText"/>
-      </w:pPr>
-    </w:p>
-    <w:p>
-      <w:pPr>
-        <w:pStyle w:val="CommentText"/>
-      </w:pPr>
-      <w:r>
-        <w:t>Rujukan: KMK 527/KMK.01/2022 Lampiran II (rujukan belum diverifikasi)</w:t>
-      </w:r>
-    </w:p>
-    <w:p>
-      <w:pPr>
-        <w:pStyle w:val="CommentText"/>
-      </w:pPr>
-      <w:r>
-        <w:t>https://jdih.kemenkeu.go.id/...</w:t>
-      </w:r>
-    </w:p>
-  </w:comment>
-  <w:comment w:id="6" w:author="ajat" w:date="2026-09-15T17:17:00Z" w:initials="a">
-    <w:p>
-      <w:pPr>
-        <w:pStyle w:val="CommentText"/>
-      </w:pPr>
-      <w:r>
-        <w:rPr>
-          <w:rStyle w:val="CommentReference"/>
-        </w:rPr>
-        <w:annotationRef/>
-      </w:r>
-      <w:r>
-        <w:t xml:space="preserve">[Drafter </w:t>
-      </w:r>
-      <w:proofErr w:type="spellStart"/>
-      <w:r>
-        <w:t>Analiser</w:t>
-      </w:r>
-      <w:proofErr w:type="spellEnd"/>
-      <w:r>
-        <w:t xml:space="preserve"> — RENDAH · F1-005]</w:t>
-      </w:r>
-    </w:p>
-    <w:p>
-      <w:pPr>
-        <w:pStyle w:val="CommentText"/>
-      </w:pPr>
-      <w:r>
-        <w:t>Kata "</w:t>
-      </w:r>
-      <w:proofErr w:type="spellStart"/>
-      <w:r>
-        <w:t>tentang</w:t>
-      </w:r>
-      <w:proofErr w:type="spellEnd"/>
-      <w:r>
-        <w:t xml:space="preserve">" </w:t>
-      </w:r>
-      <w:proofErr w:type="spellStart"/>
-      <w:r>
-        <w:t>dalam</w:t>
-      </w:r>
-      <w:proofErr w:type="spellEnd"/>
-      <w:r>
-        <w:t xml:space="preserve"> </w:t>
-      </w:r>
-      <w:proofErr w:type="spellStart"/>
-      <w:r>
-        <w:t>judul</w:t>
-      </w:r>
-      <w:proofErr w:type="spellEnd"/>
-      <w:r>
-        <w:t xml:space="preserve"> </w:t>
-      </w:r>
-      <w:proofErr w:type="spellStart"/>
-      <w:r>
-        <w:t>peraturan</w:t>
-      </w:r>
-      <w:proofErr w:type="spellEnd"/>
-      <w:r>
-        <w:t xml:space="preserve"> pada </w:t>
-      </w:r>
-      <w:proofErr w:type="spellStart"/>
-      <w:r>
-        <w:t>dasar</w:t>
-      </w:r>
-      <w:proofErr w:type="spellEnd"/>
-      <w:r>
-        <w:t xml:space="preserve"> </w:t>
-      </w:r>
-      <w:proofErr w:type="spellStart"/>
-      <w:r>
-        <w:t>hukum</w:t>
-      </w:r>
-      <w:proofErr w:type="spellEnd"/>
-      <w:r>
-        <w:t xml:space="preserve"> </w:t>
-      </w:r>
-      <w:proofErr w:type="spellStart"/>
-      <w:r>
-        <w:t>tetap</w:t>
-      </w:r>
-      <w:proofErr w:type="spellEnd"/>
-      <w:r>
-        <w:t xml:space="preserve"> </w:t>
-      </w:r>
-      <w:proofErr w:type="spellStart"/>
-      <w:r>
-        <w:t>ditulis</w:t>
-      </w:r>
-      <w:proofErr w:type="spellEnd"/>
-      <w:r>
-        <w:t xml:space="preserve"> </w:t>
-      </w:r>
-      <w:proofErr w:type="spellStart"/>
-      <w:r>
-        <w:t>dengan</w:t>
-      </w:r>
-      <w:proofErr w:type="spellEnd"/>
-      <w:r>
-        <w:t xml:space="preserve"> </w:t>
-      </w:r>
-      <w:proofErr w:type="spellStart"/>
-      <w:r>
-        <w:t>huruf</w:t>
-      </w:r>
-      <w:proofErr w:type="spellEnd"/>
-      <w:r>
-        <w:t xml:space="preserve"> </w:t>
-      </w:r>
-      <w:proofErr w:type="spellStart"/>
-      <w:r>
-        <w:t>kecil</w:t>
-      </w:r>
-      <w:proofErr w:type="spellEnd"/>
-      <w:r>
-        <w:t xml:space="preserve"> (KMK 527 </w:t>
-      </w:r>
-      <w:proofErr w:type="spellStart"/>
-      <w:r>
-        <w:t>butir</w:t>
-      </w:r>
-      <w:proofErr w:type="spellEnd"/>
-      <w:r>
-        <w:t xml:space="preserve"> 32).</w:t>
-      </w:r>
-    </w:p>
-    <w:p>
-      <w:pPr>
-        <w:pStyle w:val="CommentText"/>
-      </w:pPr>
-    </w:p>
-    <w:p>
-      <w:pPr>
-        <w:pStyle w:val="CommentText"/>
-      </w:pPr>
-      <w:proofErr w:type="spellStart"/>
-      <w:r>
-        <w:t>Rujukan</w:t>
-      </w:r>
-      <w:proofErr w:type="spellEnd"/>
-      <w:r>
-        <w:t>: KMK 527/KMK.01/2022 Lampiran II (</w:t>
-      </w:r>
-      <w:proofErr w:type="spellStart"/>
-      <w:r>
-        <w:t>rujukan</w:t>
-      </w:r>
-      <w:proofErr w:type="spellEnd"/>
-      <w:r>
-        <w:t xml:space="preserve"> </w:t>
-      </w:r>
-      <w:proofErr w:type="spellStart"/>
-      <w:r>
-        <w:t>belum</w:t>
-      </w:r>
-      <w:proofErr w:type="spellEnd"/>
-      <w:r>
-        <w:t xml:space="preserve"> </w:t>
-      </w:r>
-      <w:proofErr w:type="spellStart"/>
-      <w:r>
-        <w:t>diverifikasi</w:t>
-      </w:r>
-      <w:proofErr w:type="spellEnd"/>
-      <w:r>
-        <w:t>)</w:t>
-      </w:r>
-    </w:p>
-    <w:p>
-      <w:pPr>
-        <w:pStyle w:val="CommentText"/>
-      </w:pPr>
-      <w:r>
-        <w:t>https://jdih.kemenkeu.go.id/...</w:t>
-      </w:r>
-    </w:p>
-  </w:comment>
-  <w:comment w:id="8" w:author="ajat" w:date="2026-09-16T08:01:00Z" w:initials="a">
-    <w:p>
-      <w:pPr>
-        <w:pStyle w:val="CommentText"/>
-      </w:pPr>
-      <w:r>
-        <w:rPr>
-          <w:rStyle w:val="CommentReference"/>
-        </w:rPr>
-        <w:annotationRef/>
-      </w:r>
-      <w:r>
-        <w:t>[Drafter Analiser — TINGGI · F1-002]</w:t>
-      </w:r>
-    </w:p>
-    <w:p>
-      <w:pPr>
-        <w:pStyle w:val="CommentText"/>
-      </w:pPr>
-      <w:r>
-        <w:t>Judul pada Menetapkan tidak konsisten dengan judul pembuka. Pembuka: "Tata Cara Uji Coba Penelaahan Rancangan Peraturan</w:t>
-      </w:r>
-      <w:r>
-        <w:t>". Menetapkan: "TATA CARA UJI COBA PENELAAHAN RANCANGAN PERATURAN".</w:t>
-      </w:r>
-    </w:p>
-    <w:p>
-      <w:pPr>
-        <w:pStyle w:val="CommentText"/>
-      </w:pPr>
-    </w:p>
-    <w:p>
-      <w:pPr>
-        <w:pStyle w:val="CommentText"/>
-      </w:pPr>
-      <w:r>
-        <w:t>Rujukan: KMK 527/KMK.01/2022 Lampiran II (rujukan belum diverifikasi)</w:t>
-      </w:r>
-    </w:p>
-    <w:p>
-      <w:pPr>
-        <w:pStyle w:val="CommentText"/>
-      </w:pPr>
-      <w:r>
-        <w:t>https://jdih.kemenkeu.go.id/...</w:t>
-      </w:r>
-    </w:p>
-  </w:comment>
-</w:comments>
-</file>
-
-<file path=word/commentsExtended.xml><?xml version="1.0" encoding="utf-8"?>
-<w15:commentsEx xmlns:wpc="http://schemas.microsoft.com/office/word/2010/wordprocessingCanvas" xmlns:cx="http://schemas.microsoft.com/office/drawing/2014/chartex" xmlns:cx1="http://schemas.microsoft.com/office/drawing/2015/9/8/chartex" xmlns:cx2="http://schemas.microsoft.com/office/drawing/2015/10/21/chartex" xmlns:cx3="http://schemas.microsoft.com/office/drawing/2016/5/9/chartex" xmlns:cx4="http://schemas.microsoft.com/office/drawing/2016/5/10/chartex" xmlns:cx5="http://schemas.microsoft.com/office/drawing/2016/5/11/chartex" xmlns:cx6="http://schemas.microsoft.com/office/drawing/2016/5/12/chartex" xmlns:cx7="http://schemas.microsoft.com/office/drawing/2016/5/13/chartex" xmlns:cx8="http://schemas.microsoft.com/office/drawing/2016/5/14/chartex" xmlns:mc="http://schemas.openxmlformats.org/markup-compatibility/2006" xmlns:aink="http://schemas.microsoft.com/office/drawing/2016/ink" xmlns:am3d="http://schemas.microsoft.com/office/drawing/2017/model3d" xmlns:o="urn:schemas-microsoft-com:office:office" xmlns:oel="http://schemas.microsoft.com/office/2019/extlst" xmlns:r="http://schemas.openxmlformats.org/officeDocument/2006/relationships" xmlns:m="http://schemas.openxmlformats.org/officeDocument/2006/math" xmlns:v="urn:schemas-microsoft-com:vml" xmlns:wp14="http://schemas.microsoft.com/office/word/2010/wordprocessingDrawing" xmlns:wp="http://schemas.openxmlformats.org/drawingml/2006/wordprocessingDrawing" xmlns:w10="urn:schemas-microsoft-com:office:word" xmlns:w="http://schemas.openxmlformats.org/wordprocessingml/2006/main" xmlns:w14="http://schemas.microsoft.com/office/word/2010/wordml" xmlns:w15="http://schemas.microsoft.com/office/word/2012/wordml" xmlns:w16cex="http://schemas.microsoft.com/office/word/2018/wordml/cex" xmlns:w16cid="http://schemas.microsoft.com/office/word/2016/wordml/cid" xmlns:w16="http://schemas.microsoft.com/office/word/2018/wordml" xmlns:w16du="http://schemas.microsoft.com/office/word/2023/wordml/word16du" xmlns:w16sdtdh="http://schemas.microsoft.com/office/word/2020/wordml/sdtdatahash" xmlns:w16sdtfl="http://schemas.microsoft.com/office/word/2024/wordml/sdtformatlock" xmlns:w16se="http://schemas.microsoft.com/office/word/2015/wordml/symex" xmlns:wpg="http://schemas.microsoft.com/office/word/2010/wordprocessingGroup" xmlns:wpi="http://schemas.microsoft.com/office/word/2010/wordprocessingInk" xmlns:wne="http://schemas.microsoft.com/office/word/2006/wordml" xmlns:wps="http://schemas.microsoft.com/office/word/2010/wordprocessingShape" mc:Ignorable="w14 w15 w16se w16cid w16 w16cex w16sdtdh w16sdtfl w16du wp14">
-  <w15:commentEx w15:paraId="3CB512C1" w15:done="0"/>
-  <w15:commentEx w15:paraId="0FA7E80A" w15:done="0"/>
-  <w15:commentEx w15:paraId="0C064E81" w15:done="0"/>
-  <w15:commentEx w15:paraId="2E7EB2CE" w15:done="0"/>
-  <w15:commentEx w15:paraId="404FEAE9" w15:done="0"/>
-  <w15:commentEx w15:paraId="7ACA2E21" w15:done="0"/>
-  <w15:commentEx w15:paraId="56F6CFDE" w15:done="0"/>
-  <w15:commentEx w15:paraId="1CAB128C" w15:done="0"/>
-  <w15:commentEx w15:paraId="2FBE3CFB" w15:done="0"/>
-</w15:commentsEx>
-</file>
-
-<file path=word/commentsExtensible.xml><?xml version="1.0" encoding="utf-8"?>
-<w16cex:commentsExtensible xmlns:wpc="http://schemas.microsoft.com/office/word/2010/wordprocessingCanvas" xmlns:cx="http://schemas.microsoft.com/office/drawing/2014/chartex" xmlns:cx1="http://schemas.microsoft.com/office/drawing/2015/9/8/chartex" xmlns:cx2="http://schemas.microsoft.com/office/drawing/2015/10/21/chartex" xmlns:cx3="http://schemas.microsoft.com/office/drawing/2016/5/9/chartex" xmlns:cx4="http://schemas.microsoft.com/office/drawing/2016/5/10/chartex" xmlns:cx5="http://schemas.microsoft.com/office/drawing/2016/5/11/chartex" xmlns:cx6="http://schemas.microsoft.com/office/drawing/2016/5/12/chartex" xmlns:cx7="http://schemas.microsoft.com/office/drawing/2016/5/13/chartex" xmlns:cx8="http://schemas.microsoft.com/office/drawing/2016/5/14/chartex" xmlns:cr="http://schemas.microsoft.com/office/comments/2020/reactions" xmlns:mc="http://schemas.openxmlformats.org/markup-compatibility/2006" xmlns:aink="http://schemas.microsoft.com/office/drawing/2016/ink" xmlns:am3d="http://schemas.microsoft.com/office/drawing/2017/model3d" xmlns:o="urn:schemas-microsoft-com:office:office" xmlns:oel="http://schemas.microsoft.com/office/2019/extlst" xmlns:r="http://schemas.openxmlformats.org/officeDocument/2006/relationships" xmlns:m="http://schemas.openxmlformats.org/officeDocument/2006/math" xmlns:v="urn:schemas-microsoft-com:vml" xmlns:wp14="http://schemas.microsoft.com/office/word/2010/wordprocessingDrawing" xmlns:wp="http://schemas.openxmlformats.org/drawingml/2006/wordprocessingDrawing" xmlns:w10="urn:schemas-microsoft-com:office:word" xmlns:w="http://schemas.openxmlformats.org/wordprocessingml/2006/main" xmlns:w14="http://schemas.microsoft.com/office/word/2010/wordml" xmlns:w15="http://schemas.microsoft.com/office/word/2012/wordml" xmlns:w16cex="http://schemas.microsoft.com/office/word/2018/wordml/cex" xmlns:w16cid="http://schemas.microsoft.com/office/word/2016/wordml/cid" xmlns:w16="http://schemas.microsoft.com/office/word/2018/wordml" xmlns:w16du="http://schemas.microsoft.com/office/word/2023/wordml/word16du" xmlns:w16sdtdh="http://schemas.microsoft.com/office/word/2020/wordml/sdtdatahash" xmlns:w16sdtfl="http://schemas.microsoft.com/office/word/2024/wordml/sdtformatlock" xmlns:w16se="http://schemas.microsoft.com/office/word/2015/wordml/symex" xmlns:wpg="http://schemas.microsoft.com/office/word/2010/wordprocessingGroup" xmlns:wpi="http://schemas.microsoft.com/office/word/2010/wordprocessingInk" xmlns:wne="http://schemas.microsoft.com/office/word/2006/wordml" xmlns:wps="http://schemas.microsoft.com/office/word/2010/wordprocessingShape" mc:Ignorable="w14 w15 w16se w16cid w16 w16cex w16sdtdh w16sdtfl cr w16du wp14">
-  <w16cex:commentExtensible w16cex:durableId="1BEF1A33" w16cex:dateUtc="2026-09-15T10:17:00Z"/>
-  <w16cex:commentExtensible w16cex:durableId="4D613F96" w16cex:dateUtc="2026-09-16T01:01:00Z"/>
-  <w16cex:commentExtensible w16cex:durableId="1FFDAFFD" w16cex:dateUtc="2026-09-15T10:17:00Z"/>
-  <w16cex:commentExtensible w16cex:durableId="1D6E5543" w16cex:dateUtc="2026-09-16T01:01:00Z"/>
-  <w16cex:commentExtensible w16cex:durableId="4F2C4C66" w16cex:dateUtc="2026-09-16T01:01:00Z"/>
-  <w16cex:commentExtensible w16cex:durableId="745C6798" w16cex:dateUtc="2026-09-15T10:17:00Z"/>
-  <w16cex:commentExtensible w16cex:durableId="14C39288" w16cex:dateUtc="2026-09-16T01:01:00Z"/>
-  <w16cex:commentExtensible w16cex:durableId="60B4A9A5" w16cex:dateUtc="2026-09-15T10:17:00Z"/>
-  <w16cex:commentExtensible w16cex:durableId="339434BF" w16cex:dateUtc="2026-09-16T01:01:00Z"/>
-</w16cex:commentsExtensible>
-</file>
-
-<file path=word/commentsIds.xml><?xml version="1.0" encoding="utf-8"?>
-<w16cid:commentsIds xmlns:wpc="http://schemas.microsoft.com/office/word/2010/wordprocessingCanvas" xmlns:cx="http://schemas.microsoft.com/office/drawing/2014/chartex" xmlns:cx1="http://schemas.microsoft.com/office/drawing/2015/9/8/chartex" xmlns:cx2="http://schemas.microsoft.com/office/drawing/2015/10/21/chartex" xmlns:cx3="http://schemas.microsoft.com/office/drawing/2016/5/9/chartex" xmlns:cx4="http://schemas.microsoft.com/office/drawing/2016/5/10/chartex" xmlns:cx5="http://schemas.microsoft.com/office/drawing/2016/5/11/chartex" xmlns:cx6="http://schemas.microsoft.com/office/drawing/2016/5/12/chartex" xmlns:cx7="http://schemas.microsoft.com/office/drawing/2016/5/13/chartex" xmlns:cx8="http://schemas.microsoft.com/office/drawing/2016/5/14/chartex" xmlns:mc="http://schemas.openxmlformats.org/markup-compatibility/2006" xmlns:aink="http://schemas.microsoft.com/office/drawing/2016/ink" xmlns:am3d="http://schemas.microsoft.com/office/drawing/2017/model3d" xmlns:o="urn:schemas-microsoft-com:office:office" xmlns:oel="http://schemas.microsoft.com/office/2019/extlst" xmlns:r="http://schemas.openxmlformats.org/officeDocument/2006/relationships" xmlns:m="http://schemas.openxmlformats.org/officeDocument/2006/math" xmlns:v="urn:schemas-microsoft-com:vml" xmlns:wp14="http://schemas.microsoft.com/office/word/2010/wordprocessingDrawing" xmlns:wp="http://schemas.openxmlformats.org/drawingml/2006/wordprocessingDrawing" xmlns:w10="urn:schemas-microsoft-com:office:word" xmlns:w="http://schemas.openxmlformats.org/wordprocessingml/2006/main" xmlns:w14="http://schemas.microsoft.com/office/word/2010/wordml" xmlns:w15="http://schemas.microsoft.com/office/word/2012/wordml" xmlns:w16cex="http://schemas.microsoft.com/office/word/2018/wordml/cex" xmlns:w16cid="http://schemas.microsoft.com/office/word/2016/wordml/cid" xmlns:w16="http://schemas.microsoft.com/office/word/2018/wordml" xmlns:w16du="http://schemas.microsoft.com/office/word/2023/wordml/word16du" xmlns:w16sdtdh="http://schemas.microsoft.com/office/word/2020/wordml/sdtdatahash" xmlns:w16sdtfl="http://schemas.microsoft.com/office/word/2024/wordml/sdtformatlock" xmlns:w16se="http://schemas.microsoft.com/office/word/2015/wordml/symex" xmlns:wpg="http://schemas.microsoft.com/office/word/2010/wordprocessingGroup" xmlns:wpi="http://schemas.microsoft.com/office/word/2010/wordprocessingInk" xmlns:wne="http://schemas.microsoft.com/office/word/2006/wordml" xmlns:wps="http://schemas.microsoft.com/office/word/2010/wordprocessingShape" mc:Ignorable="w14 w15 w16se w16cid w16 w16cex w16sdtdh w16sdtfl w16du wp14">
-  <w16cid:commentId w16cid:paraId="3CB512C1" w16cid:durableId="1BEF1A33"/>
-  <w16cid:commentId w16cid:paraId="0FA7E80A" w16cid:durableId="4D613F96"/>
-  <w16cid:commentId w16cid:paraId="0C064E81" w16cid:durableId="1FFDAFFD"/>
-  <w16cid:commentId w16cid:paraId="2E7EB2CE" w16cid:durableId="1D6E5543"/>
-  <w16cid:commentId w16cid:paraId="404FEAE9" w16cid:durableId="4F2C4C66"/>
-  <w16cid:commentId w16cid:paraId="7ACA2E21" w16cid:durableId="745C6798"/>
-  <w16cid:commentId w16cid:paraId="56F6CFDE" w16cid:durableId="14C39288"/>
-  <w16cid:commentId w16cid:paraId="1CAB128C" w16cid:durableId="60B4A9A5"/>
-  <w16cid:commentId w16cid:paraId="2FBE3CFB" w16cid:durableId="339434BF"/>
-</w16cid:commentsIds>
-</file>
-
 <file path=word/numbering.xml><?xml version="1.0" encoding="utf-8"?>
 <w:numbering xmlns:wpc="http://schemas.microsoft.com/office/word/2010/wordprocessingCanvas" xmlns:cx="http://schemas.microsoft.com/office/drawing/2014/chartex" xmlns:cx1="http://schemas.microsoft.com/office/drawing/2015/9/8/chartex" xmlns:cx2="http://schemas.microsoft.com/office/drawing/2015/10/21/chartex" xmlns:cx3="http://schemas.microsoft.com/office/drawing/2016/5/9/chartex" xmlns:cx4="http://schemas.microsoft.com/office/drawing/2016/5/10/chartex" xmlns:cx5="http://schemas.microsoft.com/office/drawing/2016/5/11/chartex" xmlns:cx6="http://schemas.microsoft.com/office/drawing/2016/5/12/chartex" xmlns:cx7="http://schemas.microsoft.com/office/drawing/2016/5/13/chartex" xmlns:cx8="http://schemas.microsoft.com/office/drawing/2016/5/14/chartex" xmlns:mc="http://schemas.openxmlformats.org/markup-compatibility/2006" xmlns:aink="http://schemas.microsoft.com/office/drawing/2016/ink" xmlns:am3d="http://schemas.microsoft.com/office/drawing/2017/model3d" xmlns:o="urn:schemas-microsoft-com:office:office" xmlns:oel="http://schemas.microsoft.com/office/2019/extlst" xmlns:r="http://schemas.openxmlformats.org/officeDocument/2006/relationships" xmlns:m="http://schemas.openxmlformats.org/officeDocument/2006/math" xmlns:v="urn:schemas-microsoft-com:vml" xmlns:wp14="http://schemas.microsoft.com/office/word/2010/wordprocessingDrawing" xmlns:wp="http://schemas.openxmlformats.org/drawingml/2006/wordprocessingDrawing" xmlns:w10="urn:schemas-microsoft-com:office:word" xmlns:w="http://schemas.openxmlformats.org/wordprocessingml/2006/main" xmlns:w14="http://schemas.microsoft.com/office/word/2010/wordml" xmlns:w15="http://schemas.microsoft.com/office/word/2012/wordml" xmlns:w16cex="http://schemas.microsoft.com/office/word/2018/wordml/cex" xmlns:w16cid="http://schemas.microsoft.com/office/word/2016/wordml/cid" xmlns:w16="http://schemas.microsoft.com/office/word/2018/wordml" xmlns:w16du="http://schemas.microsoft.com/office/word/2023/wordml/word16du" xmlns:w16sdtdh="http://schemas.microsoft.com/office/word/2020/wordml/sdtdatahash" xmlns:w16sdtfl="http://schemas.microsoft.com/office/word/2024/wordml/sdtformatlock" xmlns:w16se="http://schemas.microsoft.com/office/word/2015/wordml/symex" xmlns:wpg="http://schemas.microsoft.com/office/word/2010/wordprocessingGroup" xmlns:wpi="http://schemas.microsoft.com/office/word/2010/wordprocessingInk" xmlns:wne="http://schemas.microsoft.com/office/word/2006/wordml" xmlns:wps="http://schemas.microsoft.com/office/word/2010/wordprocessingShape" mc:Ignorable="w14 w15 w16se w16cid w16 w16cex w16sdtdh w16sdtfl w16du wp14">
   <w:abstractNum w:abstractNumId="0" w15:restartNumberingAfterBreak="0">
@@ -1980,14 +664,6 @@
     <w:abstractNumId w:val="0"/>
   </w:num>
 </w:numbering>
-</file>
-
-<file path=word/people.xml><?xml version="1.0" encoding="utf-8"?>
-<w15:people xmlns:wpc="http://schemas.microsoft.com/office/word/2010/wordprocessingCanvas" xmlns:cx="http://schemas.microsoft.com/office/drawing/2014/chartex" xmlns:cx1="http://schemas.microsoft.com/office/drawing/2015/9/8/chartex" xmlns:cx2="http://schemas.microsoft.com/office/drawing/2015/10/21/chartex" xmlns:cx3="http://schemas.microsoft.com/office/drawing/2016/5/9/chartex" xmlns:cx4="http://schemas.microsoft.com/office/drawing/2016/5/10/chartex" xmlns:cx5="http://schemas.microsoft.com/office/drawing/2016/5/11/chartex" xmlns:cx6="http://schemas.microsoft.com/office/drawing/2016/5/12/chartex" xmlns:cx7="http://schemas.microsoft.com/office/drawing/2016/5/13/chartex" xmlns:cx8="http://schemas.microsoft.com/office/drawing/2016/5/14/chartex" xmlns:mc="http://schemas.openxmlformats.org/markup-compatibility/2006" xmlns:aink="http://schemas.microsoft.com/office/drawing/2016/ink" xmlns:am3d="http://schemas.microsoft.com/office/drawing/2017/model3d" xmlns:o="urn:schemas-microsoft-com:office:office" xmlns:oel="http://schemas.microsoft.com/office/2019/extlst" xmlns:r="http://schemas.openxmlformats.org/officeDocument/2006/relationships" xmlns:m="http://schemas.openxmlformats.org/officeDocument/2006/math" xmlns:v="urn:schemas-microsoft-com:vml" xmlns:wp14="http://schemas.microsoft.com/office/word/2010/wordprocessingDrawing" xmlns:wp="http://schemas.openxmlformats.org/drawingml/2006/wordprocessingDrawing" xmlns:w10="urn:schemas-microsoft-com:office:word" xmlns:w="http://schemas.openxmlformats.org/wordprocessingml/2006/main" xmlns:w14="http://schemas.microsoft.com/office/word/2010/wordml" xmlns:w15="http://schemas.microsoft.com/office/word/2012/wordml" xmlns:w16cex="http://schemas.microsoft.com/office/word/2018/wordml/cex" xmlns:w16cid="http://schemas.microsoft.com/office/word/2016/wordml/cid" xmlns:w16="http://schemas.microsoft.com/office/word/2018/wordml" xmlns:w16du="http://schemas.microsoft.com/office/word/2023/wordml/word16du" xmlns:w16sdtdh="http://schemas.microsoft.com/office/word/2020/wordml/sdtdatahash" xmlns:w16sdtfl="http://schemas.microsoft.com/office/word/2024/wordml/sdtformatlock" xmlns:w16se="http://schemas.microsoft.com/office/word/2015/wordml/symex" xmlns:wpg="http://schemas.microsoft.com/office/word/2010/wordprocessingGroup" xmlns:wpi="http://schemas.microsoft.com/office/word/2010/wordprocessingInk" xmlns:wne="http://schemas.microsoft.com/office/word/2006/wordml" xmlns:wps="http://schemas.microsoft.com/office/word/2010/wordprocessingShape" mc:Ignorable="w14 w15 w16se w16cid w16 w16cex w16sdtdh w16sdtfl w16du wp14">
-  <w15:person w15:author="ajat">
-    <w15:presenceInfo w15:providerId="None" w15:userId="ajat"/>
-  </w15:person>
-</w15:people>
 </file>
 
 <file path=word/styles.xml><?xml version="1.0" encoding="utf-8"?>
@@ -13438,6 +12114,16 @@
       <w:szCs w:val="20"/>
     </w:rPr>
   </w:style>
+  <w:style w:type="paragraph" w:styleId="Revision">
+    <w:name w:val="Revision"/>
+    <w:hidden/>
+    <w:uiPriority w:val="99"/>
+    <w:semiHidden/>
+    <w:rsid w:val="00AF3110"/>
+    <w:pPr>
+      <w:spacing w:after="0" w:line="240" w:lineRule="auto"/>
+    </w:pPr>
+  </w:style>
 </w:styles>
 </file>
 
